--- a/courts/tenth-circuit/wyoming/federal/bankruptcy-district/adversary-complaint/usage/OUTPUT-adversary-complaint.docx
+++ b/courts/tenth-circuit/wyoming/federal/bankruptcy-district/adversary-complaint/usage/OUTPUT-adversary-complaint.docx
@@ -260,7 +260,7 @@
               <w:spacing w:before="0" w:after="312" w:line="240" w:lineRule="auto"/>
             </w:pPr>
             <w:r>
-              <w:t xml:space="preserve">Chapter 7</w:t>
+              <w:t xml:space="preserve">(Chapter 7)</w:t>
             </w:r>
           </w:p>
           <w:p>
@@ -540,6 +540,12 @@
       </w:pPr>
       <w:bookmarkStart w:id="13" w:name="_da3538caddd69ca7c226fb43cb5502b03a4449b"/>
       <w:r>
+        <w:rPr>
+          <w:b/>
+          <w:bCs/>
+          <w:i/>
+          <w:iCs/>
+        </w:rPr>
         <w:t xml:space="preserve">(Preference – 11 U.S.C. §547(b))</w:t>
       </w:r>
       <w:bookmarkEnd w:id="13"/>
@@ -624,6 +630,12 @@
       </w:pPr>
       <w:bookmarkStart w:id="15" w:name="_8d3f8d0b15ade7e9007bd094a7b24d84392e54e"/>
       <w:r>
+        <w:rPr>
+          <w:b/>
+          <w:bCs/>
+          <w:i/>
+          <w:iCs/>
+        </w:rPr>
         <w:t xml:space="preserve">(Recovery of Avoided Preferential Transfer – 11 U.S.C. §§ 550 and 551)</w:t>
       </w:r>
       <w:bookmarkEnd w:id="15"/>

--- a/courts/tenth-circuit/wyoming/federal/bankruptcy-district/adversary-complaint/usage/OUTPUT-adversary-complaint.docx
+++ b/courts/tenth-circuit/wyoming/federal/bankruptcy-district/adversary-complaint/usage/OUTPUT-adversary-complaint.docx
@@ -759,7 +759,7 @@
     </w:pPr>
     <w:r>
       <w:rPr>
-        <w:rFonts w:ascii="EB Garamond" w:hAnsi="EB Garamond" w:eastAsia="EB Garamond" w:cs="EB Garamond"/>
+        <w:rFonts w:ascii="Times New Roman" w:hAnsi="Times New Roman" w:eastAsia="Times New Roman" w:cs="Times New Roman"/>
         <w:sz w:val="22"/>
         <w:szCs w:val="22"/>
       </w:rPr>
@@ -767,7 +767,7 @@
     </w:r>
     <w:r>
       <w:rPr>
-        <w:rFonts w:ascii="EB Garamond" w:hAnsi="EB Garamond" w:eastAsia="EB Garamond" w:cs="EB Garamond"/>
+        <w:rFonts w:ascii="Times New Roman" w:hAnsi="Times New Roman" w:eastAsia="Times New Roman" w:cs="Times New Roman"/>
         <w:sz w:val="22"/>
         <w:szCs w:val="22"/>
       </w:rPr>
@@ -775,7 +775,7 @@
     </w:r>
     <w:r>
       <w:rPr>
-        <w:rFonts w:ascii="EB Garamond" w:hAnsi="EB Garamond" w:eastAsia="EB Garamond" w:cs="EB Garamond"/>
+        <w:rFonts w:ascii="Times New Roman" w:hAnsi="Times New Roman" w:eastAsia="Times New Roman" w:cs="Times New Roman"/>
         <w:sz w:val="22"/>
         <w:szCs w:val="22"/>
       </w:rPr>
@@ -783,7 +783,7 @@
     </w:r>
     <w:r>
       <w:rPr>
-        <w:rFonts w:ascii="EB Garamond" w:hAnsi="EB Garamond" w:eastAsia="EB Garamond" w:cs="EB Garamond"/>
+        <w:rFonts w:ascii="Times New Roman" w:hAnsi="Times New Roman" w:eastAsia="Times New Roman" w:cs="Times New Roman"/>
         <w:sz w:val="22"/>
         <w:szCs w:val="22"/>
       </w:rPr>
@@ -791,7 +791,7 @@
     </w:r>
     <w:r>
       <w:rPr>
-        <w:rFonts w:ascii="EB Garamond" w:hAnsi="EB Garamond" w:eastAsia="EB Garamond" w:cs="EB Garamond"/>
+        <w:rFonts w:ascii="Times New Roman" w:hAnsi="Times New Roman" w:eastAsia="Times New Roman" w:cs="Times New Roman"/>
         <w:sz w:val="22"/>
         <w:szCs w:val="22"/>
       </w:rPr>
@@ -909,7 +909,7 @@
   <w:docDefaults>
     <w:rPrDefault>
       <w:rPr>
-        <w:rFonts w:ascii="EB Garamond" w:hAnsi="EB Garamond" w:eastAsia="EB Garamond" w:cs="EB Garamond"/>
+        <w:rFonts w:ascii="Times New Roman" w:hAnsi="Times New Roman" w:eastAsia="Times New Roman" w:cs="Times New Roman"/>
         <w:sz w:val="26"/>
         <w:szCs w:val="26"/>
         <w:lang w:val="en-US" w:eastAsia="zh-CN" w:bidi="ar-SA"/>
@@ -929,7 +929,7 @@
       <w:spacing w:before="0" w:after="0" w:line="240" w:lineRule="auto"/>
     </w:pPr>
     <w:rPr>
-      <w:rFonts w:ascii="EB Garamond" w:hAnsi="EB Garamond" w:eastAsia="EB Garamond" w:cs="EB Garamond"/>
+      <w:rFonts w:ascii="Times New Roman" w:hAnsi="Times New Roman" w:eastAsia="Times New Roman" w:cs="Times New Roman"/>
       <w:sz w:val="26"/>
       <w:szCs w:val="26"/>
     </w:rPr>
@@ -1108,7 +1108,7 @@
       <w:outlineLvl w:val="0"/>
     </w:pPr>
     <w:rPr>
-      <w:rFonts w:ascii="EB Garamond" w:hAnsi="EB Garamond" w:eastAsia="EB Garamond" w:cs="EB Garamond"/>
+      <w:rFonts w:ascii="Times New Roman" w:hAnsi="Times New Roman" w:eastAsia="Times New Roman" w:cs="Times New Roman"/>
       <w:b/>
       <w:bCs/>
       <w:color w:val="000000"/>
@@ -1131,7 +1131,7 @@
       <w:outlineLvl w:val="1"/>
     </w:pPr>
     <w:rPr>
-      <w:rFonts w:ascii="EB Garamond" w:hAnsi="EB Garamond" w:eastAsia="EB Garamond" w:cs="EB Garamond"/>
+      <w:rFonts w:ascii="Times New Roman" w:hAnsi="Times New Roman" w:eastAsia="Times New Roman" w:cs="Times New Roman"/>
       <w:color w:val="000000"/>
       <w:sz w:val="26"/>
       <w:szCs w:val="26"/>
@@ -1434,7 +1434,7 @@
       <w:jc w:val="left"/>
     </w:pPr>
     <w:rPr>
-      <w:rFonts w:ascii="EB Garamond" w:hAnsi="EB Garamond" w:eastAsia="EB Garamond" w:cs="EB Garamond"/>
+      <w:rFonts w:ascii="Times New Roman" w:hAnsi="Times New Roman" w:eastAsia="Times New Roman" w:cs="Times New Roman"/>
       <w:sz w:val="26"/>
       <w:szCs w:val="26"/>
     </w:rPr>
@@ -1585,7 +1585,7 @@
       <w:ind w:firstLine="0"/>
     </w:pPr>
     <w:rPr>
-      <w:rFonts w:ascii="EB Garamond" w:hAnsi="EB Garamond" w:eastAsia="EB Garamond" w:cs="EB Garamond"/>
+      <w:rFonts w:ascii="Times New Roman" w:hAnsi="Times New Roman" w:eastAsia="Times New Roman" w:cs="Times New Roman"/>
       <w:sz w:val="22"/>
       <w:szCs w:val="22"/>
     </w:rPr>
@@ -1600,7 +1600,7 @@
       <w:jc w:val="center"/>
     </w:pPr>
     <w:rPr>
-      <w:rFonts w:ascii="EB Garamond" w:hAnsi="EB Garamond" w:eastAsia="EB Garamond" w:cs="EB Garamond"/>
+      <w:rFonts w:ascii="Times New Roman" w:hAnsi="Times New Roman" w:eastAsia="Times New Roman" w:cs="Times New Roman"/>
       <w:b/>
       <w:bCs/>
       <w:sz w:val="26"/>
@@ -1616,7 +1616,7 @@
       <w:jc w:val="left"/>
     </w:pPr>
     <w:rPr>
-      <w:rFonts w:ascii="EB Garamond" w:hAnsi="EB Garamond" w:eastAsia="EB Garamond" w:cs="EB Garamond"/>
+      <w:rFonts w:ascii="Times New Roman" w:hAnsi="Times New Roman" w:eastAsia="Times New Roman" w:cs="Times New Roman"/>
       <w:sz w:val="26"/>
       <w:szCs w:val="26"/>
     </w:rPr>
@@ -1630,7 +1630,7 @@
       <w:jc w:val="left"/>
     </w:pPr>
     <w:rPr>
-      <w:rFonts w:ascii="EB Garamond" w:hAnsi="EB Garamond" w:eastAsia="EB Garamond" w:cs="EB Garamond"/>
+      <w:rFonts w:ascii="Times New Roman" w:hAnsi="Times New Roman" w:eastAsia="Times New Roman" w:cs="Times New Roman"/>
       <w:sz w:val="26"/>
       <w:szCs w:val="26"/>
     </w:rPr>
@@ -1646,7 +1646,7 @@
       <w:jc w:val="center"/>
     </w:pPr>
     <w:rPr>
-      <w:rFonts w:ascii="EB Garamond" w:hAnsi="EB Garamond" w:eastAsia="EB Garamond" w:cs="EB Garamond"/>
+      <w:rFonts w:ascii="Times New Roman" w:hAnsi="Times New Roman" w:eastAsia="Times New Roman" w:cs="Times New Roman"/>
       <w:b/>
       <w:bCs/>
       <w:sz w:val="26"/>
@@ -1662,7 +1662,7 @@
       <w:ind w:firstLine="0"/>
     </w:pPr>
     <w:rPr>
-      <w:rFonts w:ascii="EB Garamond" w:hAnsi="EB Garamond" w:eastAsia="EB Garamond" w:cs="EB Garamond"/>
+      <w:rFonts w:ascii="Times New Roman" w:hAnsi="Times New Roman" w:eastAsia="Times New Roman" w:cs="Times New Roman"/>
     </w:rPr>
   </w:style>
   <w:style w:type="paragraph" w:customStyle="1" w:styleId="Lettered">
@@ -1674,7 +1674,7 @@
       <w:ind w:firstLine="720"/>
     </w:pPr>
     <w:rPr>
-      <w:rFonts w:ascii="EB Garamond" w:hAnsi="EB Garamond" w:eastAsia="EB Garamond" w:cs="EB Garamond"/>
+      <w:rFonts w:ascii="Times New Roman" w:hAnsi="Times New Roman" w:eastAsia="Times New Roman" w:cs="Times New Roman"/>
     </w:rPr>
   </w:style>
   <w:style w:type="paragraph" w:customStyle="1" w:styleId="Signature">
@@ -1688,7 +1688,7 @@
       <w:jc w:val="left"/>
     </w:pPr>
     <w:rPr>
-      <w:rFonts w:ascii="EB Garamond" w:hAnsi="EB Garamond" w:eastAsia="EB Garamond" w:cs="EB Garamond"/>
+      <w:rFonts w:ascii="Times New Roman" w:hAnsi="Times New Roman" w:eastAsia="Times New Roman" w:cs="Times New Roman"/>
       <w:sz w:val="26"/>
       <w:szCs w:val="26"/>
     </w:rPr>
@@ -1704,7 +1704,7 @@
       <w:jc w:val="left"/>
     </w:pPr>
     <w:rPr>
-      <w:rFonts w:ascii="EB Garamond" w:hAnsi="EB Garamond" w:eastAsia="EB Garamond" w:cs="EB Garamond"/>
+      <w:rFonts w:ascii="Times New Roman" w:hAnsi="Times New Roman" w:eastAsia="Times New Roman" w:cs="Times New Roman"/>
     </w:rPr>
   </w:style>
   <w:style w:type="paragraph" w:customStyle="1" w:styleId="SignatureSmall">
@@ -1718,7 +1718,7 @@
       <w:jc w:val="left"/>
     </w:pPr>
     <w:rPr>
-      <w:rFonts w:ascii="EB Garamond" w:hAnsi="EB Garamond" w:eastAsia="EB Garamond" w:cs="EB Garamond"/>
+      <w:rFonts w:ascii="Times New Roman" w:hAnsi="Times New Roman" w:eastAsia="Times New Roman" w:cs="Times New Roman"/>
       <w:sz w:val="22"/>
       <w:szCs w:val="22"/>
     </w:rPr>
@@ -1734,7 +1734,7 @@
       <w:jc w:val="left"/>
     </w:pPr>
     <w:rPr>
-      <w:rFonts w:ascii="EB Garamond" w:hAnsi="EB Garamond" w:eastAsia="EB Garamond" w:cs="EB Garamond"/>
+      <w:rFonts w:ascii="Times New Roman" w:hAnsi="Times New Roman" w:eastAsia="Times New Roman" w:cs="Times New Roman"/>
       <w:i/>
       <w:iCs/>
       <w:sz w:val="22"/>
@@ -1752,7 +1752,7 @@
       <w:jc w:val="center"/>
     </w:pPr>
     <w:rPr>
-      <w:rFonts w:ascii="EB Garamond" w:hAnsi="EB Garamond" w:eastAsia="EB Garamond" w:cs="EB Garamond"/>
+      <w:rFonts w:ascii="Times New Roman" w:hAnsi="Times New Roman" w:eastAsia="Times New Roman" w:cs="Times New Roman"/>
       <w:b/>
       <w:bCs/>
       <w:sz w:val="26"/>
@@ -1768,7 +1768,7 @@
       <w:jc w:val="left"/>
     </w:pPr>
     <w:rPr>
-      <w:rFonts w:ascii="EB Garamond" w:hAnsi="EB Garamond" w:eastAsia="EB Garamond" w:cs="EB Garamond"/>
+      <w:rFonts w:ascii="Times New Roman" w:hAnsi="Times New Roman" w:eastAsia="Times New Roman" w:cs="Times New Roman"/>
       <w:sz w:val="26"/>
       <w:szCs w:val="26"/>
     </w:rPr>
